--- a/public/templates/HOP_DONG_DAN_DUNG.docx
+++ b/public/templates/HOP_DONG_DAN_DUNG.docx
@@ -2787,6 +2787,12 @@
           <w:sz w:val="24"/>
           <w:szCs w:val="24"/>
         </w:rPr>
+        <w:sectPr>
+          <w:footerReference w:type="default" r:id="rId8"/>
+          <w:pgSz w:w="11907" w:h="16840" w:code="9"/>
+          <w:pgMar w:top="1440" w:right="1440" w:bottom="1440" w:left="1440" w:header="720" w:footer="720" w:gutter="0"/>
+          <w:cols w:space="720"/>
+        </w:sectPr>
       </w:pPr>
       <w:r>
         <w:rPr>
@@ -2825,9 +2831,1353 @@
         <w:t>NGUYỄN THANH LONG</w:t>
       </w:r>
     </w:p>
+    <w:p>
+      <w:pPr>
+        <w:widowControl w:val="0"/>
+        <w:spacing w:after="0"/>
+        <w:jc w:val="center"/>
+        <w:rPr>
+          <w:rFonts w:ascii="Times New Roman" w:eastAsia="Times New Roman" w:hAnsi="Times New Roman" w:cs="Times New Roman"/>
+          <w:b/>
+          <w:bCs/>
+          <w:sz w:val="24"/>
+          <w:szCs w:val="24"/>
+        </w:rPr>
+      </w:pPr>
+      <w:r>
+        <w:rPr>
+          <w:rFonts w:ascii="Times New Roman" w:eastAsia="Times New Roman" w:hAnsi="Times New Roman" w:cs="Times New Roman"/>
+          <w:b/>
+          <w:bCs/>
+          <w:sz w:val="24"/>
+          <w:szCs w:val="24"/>
+        </w:rPr>
+        <w:lastRenderedPageBreak/>
+        <w:t>PHỤ LỤC HỢP ĐỒNG SỐ {SO_HD}</w:t>
+      </w:r>
+    </w:p>
+    <w:p>
+      <w:pPr>
+        <w:widowControl w:val="0"/>
+        <w:spacing w:after="0"/>
+        <w:jc w:val="center"/>
+        <w:rPr>
+          <w:rFonts w:ascii="Times New Roman" w:eastAsia="Times New Roman" w:hAnsi="Times New Roman" w:cs="Times New Roman"/>
+          <w:b/>
+          <w:bCs/>
+          <w:sz w:val="24"/>
+          <w:szCs w:val="24"/>
+        </w:rPr>
+      </w:pPr>
+      <w:r>
+        <w:rPr>
+          <w:rFonts w:ascii="Times New Roman" w:eastAsia="Times New Roman" w:hAnsi="Times New Roman" w:cs="Times New Roman"/>
+          <w:b/>
+          <w:bCs/>
+          <w:sz w:val="24"/>
+          <w:szCs w:val="24"/>
+        </w:rPr>
+        <w:t xml:space="preserve"> (CHI TIẾT VẬT TƯ THI CÔNG)</w:t>
+      </w:r>
+    </w:p>
+    <w:p>
+      <w:pPr>
+        <w:spacing w:after="0" w:line="360" w:lineRule="auto"/>
+        <w:jc w:val="both"/>
+        <w:rPr>
+          <w:rFonts w:ascii="Times New Roman" w:eastAsia="Times New Roman" w:hAnsi="Times New Roman" w:cs="Times New Roman"/>
+          <w:b/>
+          <w:bCs/>
+          <w:sz w:val="24"/>
+          <w:szCs w:val="24"/>
+        </w:rPr>
+      </w:pPr>
+    </w:p>
+    <w:tbl>
+      <w:tblPr>
+        <w:tblW w:w="15168" w:type="dxa"/>
+        <w:tblInd w:w="-577" w:type="dxa"/>
+        <w:tblBorders>
+          <w:top w:val="single" w:sz="8" w:space="0" w:color="000000"/>
+          <w:left w:val="single" w:sz="8" w:space="0" w:color="000000"/>
+          <w:bottom w:val="single" w:sz="8" w:space="0" w:color="000000"/>
+          <w:right w:val="single" w:sz="8" w:space="0" w:color="000000"/>
+          <w:insideH w:val="single" w:sz="6" w:space="0" w:color="000000"/>
+          <w:insideV w:val="single" w:sz="6" w:space="0" w:color="000000"/>
+        </w:tblBorders>
+        <w:tblLayout w:type="fixed"/>
+        <w:tblCellMar>
+          <w:top w:w="85" w:type="dxa"/>
+          <w:bottom w:w="85" w:type="dxa"/>
+        </w:tblCellMar>
+        <w:tblLook w:val="0600" w:firstRow="0" w:lastRow="0" w:firstColumn="0" w:lastColumn="0" w:noHBand="1" w:noVBand="1"/>
+      </w:tblPr>
+      <w:tblGrid>
+        <w:gridCol w:w="585"/>
+        <w:gridCol w:w="4121"/>
+        <w:gridCol w:w="851"/>
+        <w:gridCol w:w="2240"/>
+        <w:gridCol w:w="1470"/>
+        <w:gridCol w:w="1920"/>
+        <w:gridCol w:w="915"/>
+        <w:gridCol w:w="1365"/>
+        <w:gridCol w:w="1701"/>
+      </w:tblGrid>
+      <w:tr>
+        <w:trPr>
+          <w:trHeight w:val="495"/>
+        </w:trPr>
+        <w:tc>
+          <w:tcPr>
+            <w:tcW w:w="585" w:type="dxa"/>
+            <w:tcMar>
+              <w:top w:w="40" w:type="dxa"/>
+              <w:left w:w="40" w:type="dxa"/>
+              <w:bottom w:w="40" w:type="dxa"/>
+              <w:right w:w="40" w:type="dxa"/>
+            </w:tcMar>
+            <w:vAlign w:val="center"/>
+          </w:tcPr>
+          <w:p>
+            <w:pPr>
+              <w:widowControl w:val="0"/>
+              <w:spacing w:after="0"/>
+              <w:jc w:val="center"/>
+              <w:rPr>
+                <w:rFonts w:ascii="Arial" w:eastAsia="Arial" w:hAnsi="Arial" w:cs="Arial"/>
+                <w:sz w:val="20"/>
+                <w:szCs w:val="20"/>
+              </w:rPr>
+            </w:pPr>
+            <w:r>
+              <w:rPr>
+                <w:rFonts w:ascii="Times New Roman" w:eastAsia="Times New Roman" w:hAnsi="Times New Roman" w:cs="Times New Roman"/>
+                <w:b/>
+                <w:bCs/>
+                <w:sz w:val="24"/>
+                <w:szCs w:val="24"/>
+              </w:rPr>
+              <w:t>STT</w:t>
+            </w:r>
+          </w:p>
+        </w:tc>
+        <w:tc>
+          <w:tcPr>
+            <w:tcW w:w="4121" w:type="dxa"/>
+            <w:tcMar>
+              <w:top w:w="40" w:type="dxa"/>
+              <w:left w:w="40" w:type="dxa"/>
+              <w:bottom w:w="40" w:type="dxa"/>
+              <w:right w:w="40" w:type="dxa"/>
+            </w:tcMar>
+            <w:vAlign w:val="center"/>
+          </w:tcPr>
+          <w:p>
+            <w:pPr>
+              <w:widowControl w:val="0"/>
+              <w:spacing w:after="0"/>
+              <w:jc w:val="center"/>
+              <w:rPr>
+                <w:rFonts w:ascii="Arial" w:eastAsia="Arial" w:hAnsi="Arial" w:cs="Arial"/>
+                <w:sz w:val="20"/>
+                <w:szCs w:val="20"/>
+              </w:rPr>
+            </w:pPr>
+            <w:r>
+              <w:rPr>
+                <w:rFonts w:ascii="Times New Roman" w:eastAsia="Times New Roman" w:hAnsi="Times New Roman" w:cs="Times New Roman"/>
+                <w:b/>
+                <w:bCs/>
+                <w:sz w:val="24"/>
+                <w:szCs w:val="24"/>
+              </w:rPr>
+              <w:t>Tên hạng mục</w:t>
+            </w:r>
+          </w:p>
+        </w:tc>
+        <w:tc>
+          <w:tcPr>
+            <w:tcW w:w="851" w:type="dxa"/>
+            <w:tcMar>
+              <w:top w:w="40" w:type="dxa"/>
+              <w:left w:w="40" w:type="dxa"/>
+              <w:bottom w:w="40" w:type="dxa"/>
+              <w:right w:w="40" w:type="dxa"/>
+            </w:tcMar>
+            <w:vAlign w:val="center"/>
+          </w:tcPr>
+          <w:p>
+            <w:pPr>
+              <w:widowControl w:val="0"/>
+              <w:spacing w:after="0"/>
+              <w:jc w:val="center"/>
+              <w:rPr>
+                <w:rFonts w:ascii="Arial" w:eastAsia="Arial" w:hAnsi="Arial" w:cs="Arial"/>
+                <w:sz w:val="20"/>
+                <w:szCs w:val="20"/>
+              </w:rPr>
+            </w:pPr>
+            <w:r>
+              <w:rPr>
+                <w:rFonts w:ascii="Times New Roman" w:eastAsia="Times New Roman" w:hAnsi="Times New Roman" w:cs="Times New Roman"/>
+                <w:b/>
+                <w:bCs/>
+                <w:sz w:val="24"/>
+                <w:szCs w:val="24"/>
+              </w:rPr>
+              <w:t>Đvt</w:t>
+            </w:r>
+          </w:p>
+        </w:tc>
+        <w:tc>
+          <w:tcPr>
+            <w:tcW w:w="2240" w:type="dxa"/>
+            <w:tcMar>
+              <w:top w:w="40" w:type="dxa"/>
+              <w:left w:w="40" w:type="dxa"/>
+              <w:bottom w:w="40" w:type="dxa"/>
+              <w:right w:w="40" w:type="dxa"/>
+            </w:tcMar>
+            <w:vAlign w:val="center"/>
+          </w:tcPr>
+          <w:p>
+            <w:pPr>
+              <w:widowControl w:val="0"/>
+              <w:spacing w:after="0"/>
+              <w:jc w:val="center"/>
+              <w:rPr>
+                <w:rFonts w:ascii="Arial" w:eastAsia="Arial" w:hAnsi="Arial" w:cs="Arial"/>
+                <w:sz w:val="20"/>
+                <w:szCs w:val="20"/>
+              </w:rPr>
+            </w:pPr>
+            <w:r>
+              <w:rPr>
+                <w:rFonts w:ascii="Times New Roman" w:eastAsia="Times New Roman" w:hAnsi="Times New Roman" w:cs="Times New Roman"/>
+                <w:b/>
+                <w:bCs/>
+                <w:sz w:val="24"/>
+                <w:szCs w:val="24"/>
+              </w:rPr>
+              <w:t>Mã hiệu/Mô tả</w:t>
+            </w:r>
+          </w:p>
+        </w:tc>
+        <w:tc>
+          <w:tcPr>
+            <w:tcW w:w="1470" w:type="dxa"/>
+            <w:tcMar>
+              <w:top w:w="40" w:type="dxa"/>
+              <w:left w:w="40" w:type="dxa"/>
+              <w:bottom w:w="40" w:type="dxa"/>
+              <w:right w:w="40" w:type="dxa"/>
+            </w:tcMar>
+            <w:vAlign w:val="center"/>
+          </w:tcPr>
+          <w:p>
+            <w:pPr>
+              <w:widowControl w:val="0"/>
+              <w:spacing w:after="0"/>
+              <w:jc w:val="center"/>
+              <w:rPr>
+                <w:rFonts w:ascii="Arial" w:eastAsia="Arial" w:hAnsi="Arial" w:cs="Arial"/>
+                <w:sz w:val="20"/>
+                <w:szCs w:val="20"/>
+              </w:rPr>
+            </w:pPr>
+            <w:r>
+              <w:rPr>
+                <w:rFonts w:ascii="Times New Roman" w:eastAsia="Times New Roman" w:hAnsi="Times New Roman" w:cs="Times New Roman"/>
+                <w:b/>
+                <w:bCs/>
+                <w:sz w:val="24"/>
+                <w:szCs w:val="24"/>
+              </w:rPr>
+              <w:t>Xuất xứ</w:t>
+            </w:r>
+          </w:p>
+        </w:tc>
+        <w:tc>
+          <w:tcPr>
+            <w:tcW w:w="1920" w:type="dxa"/>
+            <w:tcMar>
+              <w:top w:w="40" w:type="dxa"/>
+              <w:left w:w="40" w:type="dxa"/>
+              <w:bottom w:w="40" w:type="dxa"/>
+              <w:right w:w="40" w:type="dxa"/>
+            </w:tcMar>
+            <w:vAlign w:val="center"/>
+          </w:tcPr>
+          <w:p>
+            <w:pPr>
+              <w:widowControl w:val="0"/>
+              <w:spacing w:after="0"/>
+              <w:jc w:val="center"/>
+              <w:rPr>
+                <w:rFonts w:ascii="Arial" w:eastAsia="Arial" w:hAnsi="Arial" w:cs="Arial"/>
+                <w:sz w:val="20"/>
+                <w:szCs w:val="20"/>
+              </w:rPr>
+            </w:pPr>
+            <w:r>
+              <w:rPr>
+                <w:rFonts w:ascii="Times New Roman" w:eastAsia="Times New Roman" w:hAnsi="Times New Roman" w:cs="Times New Roman"/>
+                <w:b/>
+                <w:bCs/>
+                <w:sz w:val="24"/>
+                <w:szCs w:val="24"/>
+              </w:rPr>
+              <w:t>Bảo Hành</w:t>
+            </w:r>
+          </w:p>
+        </w:tc>
+        <w:tc>
+          <w:tcPr>
+            <w:tcW w:w="915" w:type="dxa"/>
+            <w:tcMar>
+              <w:top w:w="40" w:type="dxa"/>
+              <w:left w:w="40" w:type="dxa"/>
+              <w:bottom w:w="40" w:type="dxa"/>
+              <w:right w:w="40" w:type="dxa"/>
+            </w:tcMar>
+            <w:vAlign w:val="center"/>
+          </w:tcPr>
+          <w:p>
+            <w:pPr>
+              <w:widowControl w:val="0"/>
+              <w:spacing w:after="0"/>
+              <w:jc w:val="center"/>
+              <w:rPr>
+                <w:rFonts w:ascii="Arial" w:eastAsia="Arial" w:hAnsi="Arial" w:cs="Arial"/>
+                <w:sz w:val="20"/>
+                <w:szCs w:val="20"/>
+              </w:rPr>
+            </w:pPr>
+            <w:r>
+              <w:rPr>
+                <w:rFonts w:ascii="Times New Roman" w:eastAsia="Times New Roman" w:hAnsi="Times New Roman" w:cs="Times New Roman"/>
+                <w:b/>
+                <w:bCs/>
+                <w:sz w:val="24"/>
+                <w:szCs w:val="24"/>
+              </w:rPr>
+              <w:t>Số lượng</w:t>
+            </w:r>
+          </w:p>
+        </w:tc>
+        <w:tc>
+          <w:tcPr>
+            <w:tcW w:w="1365" w:type="dxa"/>
+            <w:tcMar>
+              <w:top w:w="40" w:type="dxa"/>
+              <w:left w:w="40" w:type="dxa"/>
+              <w:bottom w:w="40" w:type="dxa"/>
+              <w:right w:w="40" w:type="dxa"/>
+            </w:tcMar>
+            <w:vAlign w:val="center"/>
+          </w:tcPr>
+          <w:p>
+            <w:pPr>
+              <w:widowControl w:val="0"/>
+              <w:spacing w:after="0"/>
+              <w:jc w:val="center"/>
+              <w:rPr>
+                <w:rFonts w:ascii="Arial" w:eastAsia="Arial" w:hAnsi="Arial" w:cs="Arial"/>
+                <w:sz w:val="20"/>
+                <w:szCs w:val="20"/>
+              </w:rPr>
+            </w:pPr>
+            <w:r>
+              <w:rPr>
+                <w:rFonts w:ascii="Times New Roman" w:eastAsia="Times New Roman" w:hAnsi="Times New Roman" w:cs="Times New Roman"/>
+                <w:b/>
+                <w:bCs/>
+                <w:sz w:val="24"/>
+                <w:szCs w:val="24"/>
+              </w:rPr>
+              <w:t>Đơn giá</w:t>
+            </w:r>
+          </w:p>
+        </w:tc>
+        <w:tc>
+          <w:tcPr>
+            <w:tcW w:w="1701" w:type="dxa"/>
+            <w:tcMar>
+              <w:top w:w="40" w:type="dxa"/>
+              <w:left w:w="40" w:type="dxa"/>
+              <w:bottom w:w="40" w:type="dxa"/>
+              <w:right w:w="40" w:type="dxa"/>
+            </w:tcMar>
+            <w:vAlign w:val="center"/>
+          </w:tcPr>
+          <w:p>
+            <w:pPr>
+              <w:widowControl w:val="0"/>
+              <w:spacing w:after="0"/>
+              <w:jc w:val="center"/>
+              <w:rPr>
+                <w:rFonts w:ascii="Arial" w:eastAsia="Arial" w:hAnsi="Arial" w:cs="Arial"/>
+                <w:sz w:val="20"/>
+                <w:szCs w:val="20"/>
+              </w:rPr>
+            </w:pPr>
+            <w:r>
+              <w:rPr>
+                <w:rFonts w:ascii="Times New Roman" w:eastAsia="Times New Roman" w:hAnsi="Times New Roman" w:cs="Times New Roman"/>
+                <w:b/>
+                <w:bCs/>
+                <w:sz w:val="24"/>
+                <w:szCs w:val="24"/>
+              </w:rPr>
+              <w:t>Thành tiền</w:t>
+            </w:r>
+          </w:p>
+        </w:tc>
+      </w:tr>
+      <w:tr>
+        <w:trPr>
+          <w:trHeight w:val="525"/>
+        </w:trPr>
+        <w:tc>
+          <w:tcPr>
+            <w:tcW w:w="585" w:type="dxa"/>
+            <w:shd w:val="clear" w:color="auto" w:fill="00FFFF"/>
+            <w:tcMar>
+              <w:top w:w="40" w:type="dxa"/>
+              <w:left w:w="40" w:type="dxa"/>
+              <w:bottom w:w="40" w:type="dxa"/>
+              <w:right w:w="40" w:type="dxa"/>
+            </w:tcMar>
+            <w:vAlign w:val="center"/>
+          </w:tcPr>
+          <w:p>
+            <w:pPr>
+              <w:widowControl w:val="0"/>
+              <w:spacing w:after="0"/>
+              <w:jc w:val="center"/>
+              <w:rPr>
+                <w:rFonts w:ascii="Times New Roman" w:eastAsia="Arial" w:hAnsi="Times New Roman" w:cs="Times New Roman"/>
+                <w:b/>
+                <w:bCs/>
+                <w:sz w:val="24"/>
+                <w:szCs w:val="24"/>
+              </w:rPr>
+            </w:pPr>
+            <w:r>
+              <w:rPr>
+                <w:rFonts w:ascii="Times New Roman" w:eastAsia="Arial" w:hAnsi="Times New Roman" w:cs="Times New Roman"/>
+                <w:b/>
+                <w:bCs/>
+                <w:sz w:val="24"/>
+                <w:szCs w:val="24"/>
+              </w:rPr>
+              <w:t>{#CT_HD}{STT_NHH}</w:t>
+            </w:r>
+          </w:p>
+        </w:tc>
+        <w:tc>
+          <w:tcPr>
+            <w:tcW w:w="4121" w:type="dxa"/>
+            <w:shd w:val="clear" w:color="auto" w:fill="00FFFF"/>
+            <w:tcMar>
+              <w:top w:w="40" w:type="dxa"/>
+              <w:left w:w="40" w:type="dxa"/>
+              <w:bottom w:w="40" w:type="dxa"/>
+              <w:right w:w="40" w:type="dxa"/>
+            </w:tcMar>
+            <w:vAlign w:val="center"/>
+          </w:tcPr>
+          <w:p>
+            <w:pPr>
+              <w:widowControl w:val="0"/>
+              <w:spacing w:after="0"/>
+              <w:jc w:val="center"/>
+              <w:rPr>
+                <w:rFonts w:ascii="Times New Roman" w:eastAsia="Arial" w:hAnsi="Times New Roman" w:cs="Times New Roman"/>
+                <w:b/>
+                <w:bCs/>
+                <w:sz w:val="24"/>
+                <w:szCs w:val="24"/>
+              </w:rPr>
+            </w:pPr>
+            <w:r>
+              <w:rPr>
+                <w:rFonts w:ascii="Times New Roman" w:eastAsia="Arial" w:hAnsi="Times New Roman" w:cs="Times New Roman"/>
+                <w:b/>
+                <w:bCs/>
+                <w:sz w:val="24"/>
+                <w:szCs w:val="24"/>
+              </w:rPr>
+              <w:t>{NHOM_HH}</w:t>
+            </w:r>
+          </w:p>
+        </w:tc>
+        <w:tc>
+          <w:tcPr>
+            <w:tcW w:w="851" w:type="dxa"/>
+            <w:shd w:val="clear" w:color="auto" w:fill="00FFFF"/>
+            <w:tcMar>
+              <w:top w:w="40" w:type="dxa"/>
+              <w:left w:w="40" w:type="dxa"/>
+              <w:bottom w:w="40" w:type="dxa"/>
+              <w:right w:w="40" w:type="dxa"/>
+            </w:tcMar>
+            <w:vAlign w:val="center"/>
+          </w:tcPr>
+          <w:p>
+            <w:pPr>
+              <w:widowControl w:val="0"/>
+              <w:spacing w:after="0"/>
+              <w:rPr>
+                <w:rFonts w:ascii="Times New Roman" w:eastAsia="Arial" w:hAnsi="Times New Roman" w:cs="Times New Roman"/>
+                <w:sz w:val="24"/>
+                <w:szCs w:val="24"/>
+              </w:rPr>
+            </w:pPr>
+          </w:p>
+        </w:tc>
+        <w:tc>
+          <w:tcPr>
+            <w:tcW w:w="2240" w:type="dxa"/>
+            <w:shd w:val="clear" w:color="auto" w:fill="00FFFF"/>
+            <w:tcMar>
+              <w:top w:w="40" w:type="dxa"/>
+              <w:left w:w="40" w:type="dxa"/>
+              <w:bottom w:w="40" w:type="dxa"/>
+              <w:right w:w="40" w:type="dxa"/>
+            </w:tcMar>
+            <w:vAlign w:val="center"/>
+          </w:tcPr>
+          <w:p>
+            <w:pPr>
+              <w:widowControl w:val="0"/>
+              <w:spacing w:after="0"/>
+              <w:rPr>
+                <w:rFonts w:ascii="Times New Roman" w:eastAsia="Arial" w:hAnsi="Times New Roman" w:cs="Times New Roman"/>
+                <w:sz w:val="24"/>
+                <w:szCs w:val="24"/>
+              </w:rPr>
+            </w:pPr>
+          </w:p>
+        </w:tc>
+        <w:tc>
+          <w:tcPr>
+            <w:tcW w:w="1470" w:type="dxa"/>
+            <w:shd w:val="clear" w:color="auto" w:fill="00FFFF"/>
+            <w:tcMar>
+              <w:top w:w="40" w:type="dxa"/>
+              <w:left w:w="40" w:type="dxa"/>
+              <w:bottom w:w="40" w:type="dxa"/>
+              <w:right w:w="40" w:type="dxa"/>
+            </w:tcMar>
+            <w:vAlign w:val="center"/>
+          </w:tcPr>
+          <w:p>
+            <w:pPr>
+              <w:widowControl w:val="0"/>
+              <w:spacing w:after="0"/>
+              <w:rPr>
+                <w:rFonts w:ascii="Times New Roman" w:eastAsia="Arial" w:hAnsi="Times New Roman" w:cs="Times New Roman"/>
+                <w:sz w:val="24"/>
+                <w:szCs w:val="24"/>
+              </w:rPr>
+            </w:pPr>
+          </w:p>
+        </w:tc>
+        <w:tc>
+          <w:tcPr>
+            <w:tcW w:w="1920" w:type="dxa"/>
+            <w:shd w:val="clear" w:color="auto" w:fill="00FFFF"/>
+            <w:tcMar>
+              <w:top w:w="40" w:type="dxa"/>
+              <w:left w:w="40" w:type="dxa"/>
+              <w:bottom w:w="40" w:type="dxa"/>
+              <w:right w:w="40" w:type="dxa"/>
+            </w:tcMar>
+            <w:vAlign w:val="center"/>
+          </w:tcPr>
+          <w:p>
+            <w:pPr>
+              <w:widowControl w:val="0"/>
+              <w:spacing w:after="0"/>
+              <w:rPr>
+                <w:rFonts w:ascii="Times New Roman" w:eastAsia="Arial" w:hAnsi="Times New Roman" w:cs="Times New Roman"/>
+                <w:sz w:val="24"/>
+                <w:szCs w:val="24"/>
+              </w:rPr>
+            </w:pPr>
+          </w:p>
+        </w:tc>
+        <w:tc>
+          <w:tcPr>
+            <w:tcW w:w="915" w:type="dxa"/>
+            <w:shd w:val="clear" w:color="auto" w:fill="00FFFF"/>
+            <w:tcMar>
+              <w:top w:w="40" w:type="dxa"/>
+              <w:left w:w="40" w:type="dxa"/>
+              <w:bottom w:w="40" w:type="dxa"/>
+              <w:right w:w="40" w:type="dxa"/>
+            </w:tcMar>
+            <w:vAlign w:val="center"/>
+          </w:tcPr>
+          <w:p>
+            <w:pPr>
+              <w:widowControl w:val="0"/>
+              <w:spacing w:after="0"/>
+              <w:jc w:val="center"/>
+              <w:rPr>
+                <w:rFonts w:ascii="Times New Roman" w:eastAsia="Arial" w:hAnsi="Times New Roman" w:cs="Times New Roman"/>
+                <w:sz w:val="24"/>
+                <w:szCs w:val="24"/>
+              </w:rPr>
+            </w:pPr>
+          </w:p>
+        </w:tc>
+        <w:tc>
+          <w:tcPr>
+            <w:tcW w:w="1365" w:type="dxa"/>
+            <w:shd w:val="clear" w:color="auto" w:fill="00FFFF"/>
+            <w:tcMar>
+              <w:top w:w="40" w:type="dxa"/>
+              <w:left w:w="40" w:type="dxa"/>
+              <w:bottom w:w="40" w:type="dxa"/>
+              <w:right w:w="40" w:type="dxa"/>
+            </w:tcMar>
+            <w:vAlign w:val="center"/>
+          </w:tcPr>
+          <w:p>
+            <w:pPr>
+              <w:widowControl w:val="0"/>
+              <w:spacing w:after="0"/>
+              <w:rPr>
+                <w:rFonts w:ascii="Times New Roman" w:eastAsia="Arial" w:hAnsi="Times New Roman" w:cs="Times New Roman"/>
+                <w:sz w:val="24"/>
+                <w:szCs w:val="24"/>
+              </w:rPr>
+            </w:pPr>
+          </w:p>
+        </w:tc>
+        <w:tc>
+          <w:tcPr>
+            <w:tcW w:w="1701" w:type="dxa"/>
+            <w:shd w:val="clear" w:color="auto" w:fill="00FFFF"/>
+            <w:tcMar>
+              <w:top w:w="40" w:type="dxa"/>
+              <w:left w:w="40" w:type="dxa"/>
+              <w:bottom w:w="40" w:type="dxa"/>
+              <w:right w:w="40" w:type="dxa"/>
+            </w:tcMar>
+            <w:vAlign w:val="center"/>
+          </w:tcPr>
+          <w:p>
+            <w:pPr>
+              <w:widowControl w:val="0"/>
+              <w:spacing w:after="0"/>
+              <w:jc w:val="center"/>
+              <w:rPr>
+                <w:rFonts w:ascii="Times New Roman" w:eastAsia="Arial" w:hAnsi="Times New Roman" w:cs="Times New Roman"/>
+                <w:b/>
+                <w:bCs/>
+                <w:sz w:val="24"/>
+                <w:szCs w:val="24"/>
+              </w:rPr>
+            </w:pPr>
+            <w:r>
+              <w:rPr>
+                <w:rFonts w:ascii="Times New Roman" w:eastAsia="Arial" w:hAnsi="Times New Roman" w:cs="Times New Roman"/>
+                <w:b/>
+                <w:bCs/>
+                <w:sz w:val="24"/>
+                <w:szCs w:val="24"/>
+              </w:rPr>
+              <w:t>{TONG_TT_NHOM}</w:t>
+            </w:r>
+          </w:p>
+        </w:tc>
+      </w:tr>
+      <w:tr>
+        <w:trPr>
+          <w:trHeight w:val="703"/>
+        </w:trPr>
+        <w:tc>
+          <w:tcPr>
+            <w:tcW w:w="585" w:type="dxa"/>
+            <w:shd w:val="clear" w:color="auto" w:fill="FFFFFF"/>
+            <w:tcMar>
+              <w:top w:w="40" w:type="dxa"/>
+              <w:left w:w="40" w:type="dxa"/>
+              <w:bottom w:w="40" w:type="dxa"/>
+              <w:right w:w="40" w:type="dxa"/>
+            </w:tcMar>
+            <w:vAlign w:val="center"/>
+          </w:tcPr>
+          <w:p>
+            <w:pPr>
+              <w:widowControl w:val="0"/>
+              <w:spacing w:after="0"/>
+              <w:jc w:val="center"/>
+              <w:rPr>
+                <w:rFonts w:ascii="Times New Roman" w:eastAsia="Arial" w:hAnsi="Times New Roman" w:cs="Times New Roman"/>
+                <w:sz w:val="24"/>
+                <w:szCs w:val="24"/>
+              </w:rPr>
+            </w:pPr>
+            <w:r>
+              <w:rPr>
+                <w:rFonts w:ascii="Times New Roman" w:eastAsia="Arial" w:hAnsi="Times New Roman" w:cs="Times New Roman"/>
+                <w:sz w:val="24"/>
+                <w:szCs w:val="24"/>
+              </w:rPr>
+              <w:t>{#DMHH}{STT}</w:t>
+            </w:r>
+          </w:p>
+        </w:tc>
+        <w:tc>
+          <w:tcPr>
+            <w:tcW w:w="4121" w:type="dxa"/>
+            <w:tcMar>
+              <w:top w:w="40" w:type="dxa"/>
+              <w:left w:w="40" w:type="dxa"/>
+              <w:bottom w:w="40" w:type="dxa"/>
+              <w:right w:w="40" w:type="dxa"/>
+            </w:tcMar>
+            <w:vAlign w:val="center"/>
+          </w:tcPr>
+          <w:p>
+            <w:pPr>
+              <w:widowControl w:val="0"/>
+              <w:spacing w:after="0"/>
+              <w:rPr>
+                <w:rFonts w:ascii="Times New Roman" w:eastAsia="Arial" w:hAnsi="Times New Roman" w:cs="Times New Roman"/>
+                <w:sz w:val="24"/>
+                <w:szCs w:val="24"/>
+              </w:rPr>
+            </w:pPr>
+            <w:r>
+              <w:rPr>
+                <w:rFonts w:ascii="Times New Roman" w:eastAsia="Arial" w:hAnsi="Times New Roman" w:cs="Times New Roman"/>
+                <w:sz w:val="24"/>
+                <w:szCs w:val="24"/>
+              </w:rPr>
+              <w:t>{TEN_HH}</w:t>
+            </w:r>
+          </w:p>
+        </w:tc>
+        <w:tc>
+          <w:tcPr>
+            <w:tcW w:w="851" w:type="dxa"/>
+            <w:shd w:val="clear" w:color="auto" w:fill="FFFFFF"/>
+            <w:tcMar>
+              <w:top w:w="40" w:type="dxa"/>
+              <w:left w:w="40" w:type="dxa"/>
+              <w:bottom w:w="40" w:type="dxa"/>
+              <w:right w:w="40" w:type="dxa"/>
+            </w:tcMar>
+            <w:vAlign w:val="center"/>
+          </w:tcPr>
+          <w:p>
+            <w:pPr>
+              <w:widowControl w:val="0"/>
+              <w:spacing w:after="0"/>
+              <w:jc w:val="center"/>
+              <w:rPr>
+                <w:rFonts w:ascii="Times New Roman" w:eastAsia="Arial" w:hAnsi="Times New Roman" w:cs="Times New Roman"/>
+                <w:sz w:val="24"/>
+                <w:szCs w:val="24"/>
+              </w:rPr>
+            </w:pPr>
+            <w:r>
+              <w:rPr>
+                <w:rFonts w:ascii="Times New Roman" w:eastAsia="Arial" w:hAnsi="Times New Roman" w:cs="Times New Roman"/>
+                <w:sz w:val="24"/>
+                <w:szCs w:val="24"/>
+              </w:rPr>
+              <w:t>{DVT}</w:t>
+            </w:r>
+          </w:p>
+        </w:tc>
+        <w:tc>
+          <w:tcPr>
+            <w:tcW w:w="2240" w:type="dxa"/>
+            <w:shd w:val="clear" w:color="auto" w:fill="FFFFFF"/>
+            <w:tcMar>
+              <w:top w:w="40" w:type="dxa"/>
+              <w:left w:w="40" w:type="dxa"/>
+              <w:bottom w:w="40" w:type="dxa"/>
+              <w:right w:w="40" w:type="dxa"/>
+            </w:tcMar>
+            <w:vAlign w:val="center"/>
+          </w:tcPr>
+          <w:p>
+            <w:pPr>
+              <w:widowControl w:val="0"/>
+              <w:spacing w:after="0"/>
+              <w:jc w:val="center"/>
+              <w:rPr>
+                <w:rFonts w:ascii="Times New Roman" w:eastAsia="Arial" w:hAnsi="Times New Roman" w:cs="Times New Roman"/>
+                <w:sz w:val="24"/>
+                <w:szCs w:val="24"/>
+              </w:rPr>
+            </w:pPr>
+            <w:r>
+              <w:rPr>
+                <w:rFonts w:ascii="Times New Roman" w:eastAsia="Arial" w:hAnsi="Times New Roman" w:cs="Times New Roman"/>
+                <w:sz w:val="24"/>
+                <w:szCs w:val="24"/>
+              </w:rPr>
+              <w:t>{MODEL}</w:t>
+            </w:r>
+          </w:p>
+        </w:tc>
+        <w:tc>
+          <w:tcPr>
+            <w:tcW w:w="1470" w:type="dxa"/>
+            <w:tcMar>
+              <w:top w:w="40" w:type="dxa"/>
+              <w:left w:w="40" w:type="dxa"/>
+              <w:bottom w:w="40" w:type="dxa"/>
+              <w:right w:w="40" w:type="dxa"/>
+            </w:tcMar>
+            <w:vAlign w:val="center"/>
+          </w:tcPr>
+          <w:p>
+            <w:pPr>
+              <w:widowControl w:val="0"/>
+              <w:spacing w:after="0"/>
+              <w:jc w:val="center"/>
+              <w:rPr>
+                <w:rFonts w:ascii="Times New Roman" w:eastAsia="Arial" w:hAnsi="Times New Roman" w:cs="Times New Roman"/>
+                <w:sz w:val="24"/>
+                <w:szCs w:val="24"/>
+              </w:rPr>
+            </w:pPr>
+            <w:r>
+              <w:rPr>
+                <w:rFonts w:ascii="Times New Roman" w:eastAsia="Arial" w:hAnsi="Times New Roman" w:cs="Times New Roman"/>
+                <w:sz w:val="24"/>
+                <w:szCs w:val="24"/>
+              </w:rPr>
+              <w:t>{XUAT_XU}</w:t>
+            </w:r>
+          </w:p>
+        </w:tc>
+        <w:tc>
+          <w:tcPr>
+            <w:tcW w:w="1920" w:type="dxa"/>
+            <w:shd w:val="clear" w:color="auto" w:fill="FFFFFF"/>
+            <w:tcMar>
+              <w:top w:w="40" w:type="dxa"/>
+              <w:left w:w="40" w:type="dxa"/>
+              <w:bottom w:w="40" w:type="dxa"/>
+              <w:right w:w="40" w:type="dxa"/>
+            </w:tcMar>
+            <w:vAlign w:val="center"/>
+          </w:tcPr>
+          <w:p>
+            <w:pPr>
+              <w:widowControl w:val="0"/>
+              <w:spacing w:after="0"/>
+              <w:jc w:val="center"/>
+              <w:rPr>
+                <w:rFonts w:ascii="Times New Roman" w:eastAsia="Arial" w:hAnsi="Times New Roman" w:cs="Times New Roman"/>
+                <w:sz w:val="24"/>
+                <w:szCs w:val="24"/>
+              </w:rPr>
+            </w:pPr>
+            <w:r>
+              <w:rPr>
+                <w:rFonts w:ascii="Times New Roman" w:eastAsia="Arial" w:hAnsi="Times New Roman" w:cs="Times New Roman"/>
+                <w:sz w:val="24"/>
+                <w:szCs w:val="24"/>
+              </w:rPr>
+              <w:t>{BAO_HANH}</w:t>
+            </w:r>
+          </w:p>
+        </w:tc>
+        <w:tc>
+          <w:tcPr>
+            <w:tcW w:w="915" w:type="dxa"/>
+            <w:shd w:val="clear" w:color="auto" w:fill="FFFFFF"/>
+            <w:tcMar>
+              <w:top w:w="40" w:type="dxa"/>
+              <w:left w:w="40" w:type="dxa"/>
+              <w:bottom w:w="40" w:type="dxa"/>
+              <w:right w:w="40" w:type="dxa"/>
+            </w:tcMar>
+            <w:vAlign w:val="center"/>
+          </w:tcPr>
+          <w:p>
+            <w:pPr>
+              <w:widowControl w:val="0"/>
+              <w:spacing w:after="0"/>
+              <w:jc w:val="center"/>
+              <w:rPr>
+                <w:rFonts w:ascii="Times New Roman" w:eastAsia="Arial" w:hAnsi="Times New Roman" w:cs="Times New Roman"/>
+                <w:sz w:val="24"/>
+                <w:szCs w:val="24"/>
+              </w:rPr>
+            </w:pPr>
+            <w:r>
+              <w:rPr>
+                <w:rFonts w:ascii="Times New Roman" w:eastAsia="Arial" w:hAnsi="Times New Roman" w:cs="Times New Roman"/>
+                <w:sz w:val="24"/>
+                <w:szCs w:val="24"/>
+              </w:rPr>
+              <w:t>{SL}</w:t>
+            </w:r>
+          </w:p>
+        </w:tc>
+        <w:tc>
+          <w:tcPr>
+            <w:tcW w:w="1365" w:type="dxa"/>
+            <w:shd w:val="clear" w:color="auto" w:fill="FFFFFF"/>
+            <w:tcMar>
+              <w:top w:w="40" w:type="dxa"/>
+              <w:left w:w="40" w:type="dxa"/>
+              <w:bottom w:w="40" w:type="dxa"/>
+              <w:right w:w="40" w:type="dxa"/>
+            </w:tcMar>
+            <w:vAlign w:val="center"/>
+          </w:tcPr>
+          <w:p>
+            <w:pPr>
+              <w:widowControl w:val="0"/>
+              <w:spacing w:after="0"/>
+              <w:jc w:val="right"/>
+              <w:rPr>
+                <w:rFonts w:ascii="Times New Roman" w:eastAsia="Arial" w:hAnsi="Times New Roman" w:cs="Times New Roman"/>
+                <w:sz w:val="24"/>
+                <w:szCs w:val="24"/>
+              </w:rPr>
+            </w:pPr>
+            <w:r>
+              <w:rPr>
+                <w:rFonts w:ascii="Times New Roman" w:eastAsia="Arial" w:hAnsi="Times New Roman" w:cs="Times New Roman"/>
+                <w:sz w:val="24"/>
+                <w:szCs w:val="24"/>
+              </w:rPr>
+              <w:t>{DON_GIA}</w:t>
+            </w:r>
+          </w:p>
+        </w:tc>
+        <w:tc>
+          <w:tcPr>
+            <w:tcW w:w="1701" w:type="dxa"/>
+            <w:shd w:val="clear" w:color="auto" w:fill="FFFFFF"/>
+            <w:tcMar>
+              <w:top w:w="40" w:type="dxa"/>
+              <w:left w:w="40" w:type="dxa"/>
+              <w:bottom w:w="40" w:type="dxa"/>
+              <w:right w:w="40" w:type="dxa"/>
+            </w:tcMar>
+            <w:vAlign w:val="center"/>
+          </w:tcPr>
+          <w:p>
+            <w:pPr>
+              <w:widowControl w:val="0"/>
+              <w:spacing w:after="0"/>
+              <w:jc w:val="center"/>
+              <w:rPr>
+                <w:rFonts w:ascii="Times New Roman" w:eastAsia="Arial" w:hAnsi="Times New Roman" w:cs="Times New Roman"/>
+                <w:sz w:val="24"/>
+                <w:szCs w:val="24"/>
+              </w:rPr>
+            </w:pPr>
+            <w:r>
+              <w:rPr>
+                <w:rFonts w:ascii="Times New Roman" w:eastAsia="Arial" w:hAnsi="Times New Roman" w:cs="Times New Roman"/>
+                <w:sz w:val="24"/>
+                <w:szCs w:val="24"/>
+              </w:rPr>
+              <w:t>{THANH_TIEN}{/DMHH}{/CT_HD}</w:t>
+            </w:r>
+          </w:p>
+        </w:tc>
+      </w:tr>
+      <w:tr>
+        <w:trPr>
+          <w:trHeight w:val="525"/>
+        </w:trPr>
+        <w:tc>
+          <w:tcPr>
+            <w:tcW w:w="13467" w:type="dxa"/>
+            <w:gridSpan w:val="8"/>
+            <w:tcMar>
+              <w:top w:w="40" w:type="dxa"/>
+              <w:left w:w="40" w:type="dxa"/>
+              <w:bottom w:w="40" w:type="dxa"/>
+              <w:right w:w="40" w:type="dxa"/>
+            </w:tcMar>
+            <w:vAlign w:val="center"/>
+          </w:tcPr>
+          <w:p>
+            <w:pPr>
+              <w:widowControl w:val="0"/>
+              <w:spacing w:after="0"/>
+              <w:jc w:val="center"/>
+              <w:rPr>
+                <w:rFonts w:ascii="Times New Roman" w:eastAsia="Arial" w:hAnsi="Times New Roman" w:cs="Times New Roman"/>
+                <w:b/>
+                <w:bCs/>
+                <w:sz w:val="24"/>
+                <w:szCs w:val="24"/>
+              </w:rPr>
+            </w:pPr>
+            <w:r>
+              <w:rPr>
+                <w:rFonts w:ascii="Times New Roman" w:eastAsia="Arial" w:hAnsi="Times New Roman" w:cs="Times New Roman"/>
+                <w:b/>
+                <w:bCs/>
+                <w:sz w:val="24"/>
+                <w:szCs w:val="24"/>
+              </w:rPr>
+              <w:t>{#THANH_TOAN}{TT}</w:t>
+            </w:r>
+          </w:p>
+        </w:tc>
+        <w:tc>
+          <w:tcPr>
+            <w:tcW w:w="1701" w:type="dxa"/>
+            <w:tcMar>
+              <w:top w:w="40" w:type="dxa"/>
+              <w:left w:w="40" w:type="dxa"/>
+              <w:bottom w:w="40" w:type="dxa"/>
+              <w:right w:w="40" w:type="dxa"/>
+            </w:tcMar>
+            <w:vAlign w:val="center"/>
+          </w:tcPr>
+          <w:p>
+            <w:pPr>
+              <w:widowControl w:val="0"/>
+              <w:spacing w:after="0"/>
+              <w:jc w:val="center"/>
+              <w:rPr>
+                <w:rFonts w:ascii="Times New Roman" w:eastAsia="Arial" w:hAnsi="Times New Roman" w:cs="Times New Roman"/>
+                <w:b/>
+                <w:bCs/>
+                <w:sz w:val="24"/>
+                <w:szCs w:val="24"/>
+              </w:rPr>
+            </w:pPr>
+            <w:r>
+              <w:rPr>
+                <w:rFonts w:ascii="Times New Roman" w:eastAsia="Arial" w:hAnsi="Times New Roman" w:cs="Times New Roman"/>
+                <w:b/>
+                <w:bCs/>
+                <w:sz w:val="24"/>
+                <w:szCs w:val="24"/>
+              </w:rPr>
+              <w:t>{TIEN_TT}{/THANH_TOAN}</w:t>
+            </w:r>
+          </w:p>
+        </w:tc>
+      </w:tr>
+      <w:tr>
+        <w:trPr>
+          <w:trHeight w:val="465"/>
+        </w:trPr>
+        <w:tc>
+          <w:tcPr>
+            <w:tcW w:w="15168" w:type="dxa"/>
+            <w:gridSpan w:val="9"/>
+            <w:tcMar>
+              <w:top w:w="40" w:type="dxa"/>
+              <w:left w:w="40" w:type="dxa"/>
+              <w:bottom w:w="40" w:type="dxa"/>
+              <w:right w:w="40" w:type="dxa"/>
+            </w:tcMar>
+            <w:vAlign w:val="center"/>
+          </w:tcPr>
+          <w:p>
+            <w:pPr>
+              <w:widowControl w:val="0"/>
+              <w:spacing w:after="0"/>
+              <w:jc w:val="center"/>
+              <w:rPr>
+                <w:rFonts w:ascii="Times New Roman" w:eastAsia="Arial" w:hAnsi="Times New Roman" w:cs="Times New Roman"/>
+                <w:sz w:val="24"/>
+                <w:szCs w:val="24"/>
+              </w:rPr>
+            </w:pPr>
+            <w:r>
+              <w:rPr>
+                <w:rFonts w:ascii="Times New Roman" w:eastAsia="Times New Roman" w:hAnsi="Times New Roman" w:cs="Times New Roman"/>
+                <w:b/>
+                <w:bCs/>
+                <w:i/>
+                <w:iCs/>
+                <w:sz w:val="24"/>
+                <w:szCs w:val="24"/>
+              </w:rPr>
+              <w:t>Bằng chữ: {TT_CHU}</w:t>
+            </w:r>
+          </w:p>
+        </w:tc>
+      </w:tr>
+    </w:tbl>
+    <w:p>
+      <w:pPr>
+        <w:spacing w:after="0" w:line="360" w:lineRule="auto"/>
+        <w:jc w:val="both"/>
+        <w:rPr>
+          <w:rFonts w:ascii="Times New Roman" w:eastAsia="Times New Roman" w:hAnsi="Times New Roman" w:cs="Times New Roman"/>
+          <w:b/>
+          <w:bCs/>
+          <w:sz w:val="24"/>
+          <w:szCs w:val="24"/>
+        </w:rPr>
+      </w:pPr>
+      <w:r>
+        <w:rPr>
+          <w:rFonts w:ascii="Times New Roman" w:eastAsia="Times New Roman" w:hAnsi="Times New Roman" w:cs="Times New Roman"/>
+          <w:b/>
+          <w:bCs/>
+          <w:sz w:val="24"/>
+          <w:szCs w:val="24"/>
+        </w:rPr>
+        <w:t xml:space="preserve">    </w:t>
+      </w:r>
+    </w:p>
+    <w:p>
+      <w:pPr>
+        <w:tabs>
+          <w:tab w:val="center" w:pos="2127"/>
+          <w:tab w:val="center" w:pos="11199"/>
+        </w:tabs>
+        <w:spacing w:after="0" w:line="360" w:lineRule="auto"/>
+        <w:jc w:val="both"/>
+        <w:rPr>
+          <w:rFonts w:ascii="Times New Roman" w:eastAsia="Times New Roman" w:hAnsi="Times New Roman" w:cs="Times New Roman"/>
+          <w:b/>
+          <w:bCs/>
+          <w:sz w:val="24"/>
+          <w:szCs w:val="24"/>
+        </w:rPr>
+      </w:pPr>
+      <w:r>
+        <w:rPr>
+          <w:rFonts w:ascii="Times New Roman" w:eastAsia="Times New Roman" w:hAnsi="Times New Roman" w:cs="Times New Roman"/>
+          <w:b/>
+          <w:bCs/>
+          <w:sz w:val="24"/>
+          <w:szCs w:val="24"/>
+        </w:rPr>
+        <w:tab/>
+        <w:t>ĐẠI DIỆN BÊN A</w:t>
+      </w:r>
+      <w:r>
+        <w:rPr>
+          <w:rFonts w:ascii="Times New Roman" w:eastAsia="Times New Roman" w:hAnsi="Times New Roman" w:cs="Times New Roman"/>
+          <w:b/>
+          <w:bCs/>
+          <w:sz w:val="24"/>
+          <w:szCs w:val="24"/>
+        </w:rPr>
+        <w:tab/>
+        <w:t>ĐẠI DIỆN BÊN B</w:t>
+      </w:r>
+    </w:p>
+    <w:p>
+      <w:pPr>
+        <w:tabs>
+          <w:tab w:val="center" w:pos="2127"/>
+          <w:tab w:val="center" w:pos="11199"/>
+        </w:tabs>
+        <w:spacing w:after="0" w:line="360" w:lineRule="auto"/>
+        <w:jc w:val="both"/>
+        <w:rPr>
+          <w:rFonts w:ascii="Times New Roman" w:eastAsia="Times New Roman" w:hAnsi="Times New Roman" w:cs="Times New Roman"/>
+          <w:i/>
+          <w:iCs/>
+          <w:sz w:val="24"/>
+          <w:szCs w:val="24"/>
+        </w:rPr>
+      </w:pPr>
+      <w:r>
+        <w:rPr>
+          <w:rFonts w:ascii="Times New Roman" w:eastAsia="Times New Roman" w:hAnsi="Times New Roman" w:cs="Times New Roman"/>
+          <w:i/>
+          <w:iCs/>
+          <w:sz w:val="24"/>
+          <w:szCs w:val="24"/>
+        </w:rPr>
+        <w:tab/>
+        <w:t xml:space="preserve"> (Ký, ghi rõ họ tên)</w:t>
+      </w:r>
+      <w:r>
+        <w:rPr>
+          <w:rFonts w:ascii="Times New Roman" w:eastAsia="Times New Roman" w:hAnsi="Times New Roman" w:cs="Times New Roman"/>
+          <w:i/>
+          <w:iCs/>
+          <w:sz w:val="24"/>
+          <w:szCs w:val="24"/>
+        </w:rPr>
+        <w:tab/>
+        <w:t xml:space="preserve"> (Ký, ghi rõ họ tên)</w:t>
+      </w:r>
+    </w:p>
+    <w:p>
+      <w:pPr>
+        <w:tabs>
+          <w:tab w:val="center" w:pos="2127"/>
+          <w:tab w:val="center" w:pos="11199"/>
+        </w:tabs>
+        <w:spacing w:after="0" w:line="360" w:lineRule="auto"/>
+        <w:ind w:left="720" w:firstLine="110"/>
+        <w:jc w:val="both"/>
+        <w:rPr>
+          <w:rFonts w:ascii="Times New Roman" w:eastAsia="Times New Roman" w:hAnsi="Times New Roman" w:cs="Times New Roman"/>
+          <w:i/>
+          <w:iCs/>
+          <w:sz w:val="24"/>
+          <w:szCs w:val="24"/>
+        </w:rPr>
+      </w:pPr>
+    </w:p>
+    <w:p>
+      <w:pPr>
+        <w:tabs>
+          <w:tab w:val="center" w:pos="2127"/>
+          <w:tab w:val="center" w:pos="11199"/>
+        </w:tabs>
+        <w:spacing w:after="0" w:line="360" w:lineRule="auto"/>
+        <w:ind w:left="720" w:firstLine="110"/>
+        <w:jc w:val="both"/>
+        <w:rPr>
+          <w:rFonts w:ascii="Times New Roman" w:eastAsia="Times New Roman" w:hAnsi="Times New Roman" w:cs="Times New Roman"/>
+          <w:i/>
+          <w:iCs/>
+          <w:sz w:val="24"/>
+          <w:szCs w:val="24"/>
+        </w:rPr>
+      </w:pPr>
+    </w:p>
+    <w:p>
+      <w:pPr>
+        <w:tabs>
+          <w:tab w:val="center" w:pos="2127"/>
+          <w:tab w:val="center" w:pos="11199"/>
+        </w:tabs>
+        <w:spacing w:after="0" w:line="360" w:lineRule="auto"/>
+        <w:ind w:left="720" w:firstLine="110"/>
+        <w:jc w:val="both"/>
+        <w:rPr>
+          <w:rFonts w:ascii="Times New Roman" w:eastAsia="Times New Roman" w:hAnsi="Times New Roman" w:cs="Times New Roman"/>
+          <w:i/>
+          <w:iCs/>
+          <w:sz w:val="24"/>
+          <w:szCs w:val="24"/>
+        </w:rPr>
+      </w:pPr>
+    </w:p>
+    <w:p>
+      <w:pPr>
+        <w:tabs>
+          <w:tab w:val="center" w:pos="2127"/>
+          <w:tab w:val="center" w:pos="11199"/>
+        </w:tabs>
+        <w:spacing w:after="0" w:line="360" w:lineRule="auto"/>
+        <w:jc w:val="both"/>
+        <w:rPr>
+          <w:rFonts w:ascii="Times New Roman" w:eastAsia="Times New Roman" w:hAnsi="Times New Roman" w:cs="Times New Roman"/>
+          <w:i/>
+          <w:iCs/>
+          <w:sz w:val="24"/>
+          <w:szCs w:val="24"/>
+        </w:rPr>
+      </w:pPr>
+    </w:p>
+    <w:p>
+      <w:pPr>
+        <w:tabs>
+          <w:tab w:val="center" w:pos="2127"/>
+          <w:tab w:val="center" w:pos="11199"/>
+        </w:tabs>
+        <w:spacing w:after="0" w:line="360" w:lineRule="auto"/>
+        <w:jc w:val="both"/>
+        <w:rPr>
+          <w:rFonts w:ascii="Times New Roman" w:eastAsia="Times New Roman" w:hAnsi="Times New Roman" w:cs="Times New Roman"/>
+          <w:sz w:val="24"/>
+          <w:szCs w:val="24"/>
+        </w:rPr>
+      </w:pPr>
+      <w:r>
+        <w:rPr>
+          <w:rFonts w:ascii="Times New Roman" w:eastAsia="Times New Roman" w:hAnsi="Times New Roman" w:cs="Times New Roman"/>
+          <w:sz w:val="24"/>
+          <w:szCs w:val="24"/>
+        </w:rPr>
+        <w:tab/>
+      </w:r>
+      <w:r>
+        <w:rPr>
+          <w:rFonts w:ascii="Times New Roman" w:eastAsia="Times New Roman" w:hAnsi="Times New Roman" w:cs="Times New Roman"/>
+          <w:b/>
+          <w:bCs/>
+          <w:sz w:val="24"/>
+          <w:szCs w:val="24"/>
+        </w:rPr>
+        <w:t>{BEN_A}</w:t>
+      </w:r>
+      <w:r>
+        <w:rPr>
+          <w:rFonts w:ascii="Times New Roman" w:eastAsia="Times New Roman" w:hAnsi="Times New Roman" w:cs="Times New Roman"/>
+          <w:sz w:val="24"/>
+          <w:szCs w:val="24"/>
+        </w:rPr>
+        <w:tab/>
+      </w:r>
+      <w:r>
+        <w:rPr>
+          <w:rFonts w:ascii="Times New Roman" w:eastAsia="Times New Roman" w:hAnsi="Times New Roman" w:cs="Times New Roman"/>
+          <w:b/>
+          <w:bCs/>
+          <w:sz w:val="24"/>
+          <w:szCs w:val="24"/>
+        </w:rPr>
+        <w:t>NGUYỄN T</w:t>
+      </w:r>
+      <w:r>
+        <w:rPr>
+          <w:rFonts w:ascii="Times New Roman" w:eastAsia="Times New Roman" w:hAnsi="Times New Roman" w:cs="Times New Roman"/>
+          <w:b/>
+          <w:bCs/>
+          <w:sz w:val="24"/>
+          <w:szCs w:val="24"/>
+        </w:rPr>
+        <w:t>H</w:t>
+      </w:r>
+      <w:r>
+        <w:rPr>
+          <w:rFonts w:ascii="Times New Roman" w:eastAsia="Times New Roman" w:hAnsi="Times New Roman" w:cs="Times New Roman"/>
+          <w:b/>
+          <w:bCs/>
+          <w:sz w:val="24"/>
+          <w:szCs w:val="24"/>
+        </w:rPr>
+        <w:t>ANH LONG</w:t>
+      </w:r>
+    </w:p>
+    <w:p>
+      <w:pPr>
+        <w:tabs>
+          <w:tab w:val="center" w:pos="1418"/>
+          <w:tab w:val="center" w:pos="7088"/>
+        </w:tabs>
+        <w:spacing w:after="0" w:line="360" w:lineRule="auto"/>
+        <w:rPr>
+          <w:rFonts w:ascii="Times New Roman" w:eastAsia="Times New Roman" w:hAnsi="Times New Roman" w:cs="Times New Roman"/>
+          <w:b/>
+          <w:bCs/>
+          <w:sz w:val="24"/>
+          <w:szCs w:val="24"/>
+        </w:rPr>
+      </w:pPr>
+    </w:p>
     <w:sectPr>
-      <w:footerReference w:type="default" r:id="rId8"/>
-      <w:pgSz w:w="11907" w:h="16840" w:code="9"/>
+      <w:headerReference w:type="default" r:id="rId9"/>
+      <w:footerReference w:type="default" r:id="rId10"/>
+      <w:pgSz w:w="16840" w:h="11907" w:orient="landscape" w:code="9"/>
       <w:pgMar w:top="1440" w:right="1440" w:bottom="1440" w:left="1440" w:header="720" w:footer="720" w:gutter="0"/>
       <w:cols w:space="720"/>
     </w:sectPr>
@@ -2888,6 +4238,34 @@
 </w:ftr>
 </file>
 
+<file path=word/footer2.xml><?xml version="1.0" encoding="utf-8"?>
+<w:ftr xmlns:wpc="http://schemas.microsoft.com/office/word/2010/wordprocessingCanvas" xmlns:cx="http://schemas.microsoft.com/office/drawing/2014/chartex" xmlns:cx1="http://schemas.microsoft.com/office/drawing/2015/9/8/chartex" xmlns:cx2="http://schemas.microsoft.com/office/drawing/2015/10/21/chartex" xmlns:cx3="http://schemas.microsoft.com/office/drawing/2016/5/9/chartex" xmlns:cx4="http://schemas.microsoft.com/office/drawing/2016/5/10/chartex" xmlns:cx5="http://schemas.microsoft.com/office/drawing/2016/5/11/chartex" xmlns:cx6="http://schemas.microsoft.com/office/drawing/2016/5/12/chartex" xmlns:cx7="http://schemas.microsoft.com/office/drawing/2016/5/13/chartex" xmlns:cx8="http://schemas.microsoft.com/office/drawing/2016/5/14/chartex" xmlns:mc="http://schemas.openxmlformats.org/markup-compatibility/2006" xmlns:aink="http://schemas.microsoft.com/office/drawing/2016/ink" xmlns:am3d="http://schemas.microsoft.com/office/drawing/2017/model3d" xmlns:o="urn:schemas-microsoft-com:office:office" xmlns:oel="http://schemas.microsoft.com/office/2019/extlst" xmlns:r="http://schemas.openxmlformats.org/officeDocument/2006/relationships" xmlns:m="http://schemas.openxmlformats.org/officeDocument/2006/math" xmlns:v="urn:schemas-microsoft-com:vml" xmlns:wp14="http://schemas.microsoft.com/office/word/2010/wordprocessingDrawing" xmlns:wp="http://schemas.openxmlformats.org/drawingml/2006/wordprocessingDrawing" xmlns:w10="urn:schemas-microsoft-com:office:word" xmlns:w="http://schemas.openxmlformats.org/wordprocessingml/2006/main" xmlns:w14="http://schemas.microsoft.com/office/word/2010/wordml" xmlns:w15="http://schemas.microsoft.com/office/word/2012/wordml" xmlns:w16cex="http://schemas.microsoft.com/office/word/2018/wordml/cex" xmlns:w16cid="http://schemas.microsoft.com/office/word/2016/wordml/cid" xmlns:w16="http://schemas.microsoft.com/office/word/2018/wordml" xmlns:w16du="http://schemas.microsoft.com/office/word/2023/wordml/word16du" xmlns:w16sdtdh="http://schemas.microsoft.com/office/word/2020/wordml/sdtdatahash" xmlns:w16sdtfl="http://schemas.microsoft.com/office/word/2024/wordml/sdtformatlock" xmlns:w16se="http://schemas.microsoft.com/office/word/2015/wordml/symex" xmlns:wpg="http://schemas.microsoft.com/office/word/2010/wordprocessingGroup" xmlns:wpi="http://schemas.microsoft.com/office/word/2010/wordprocessingInk" xmlns:wne="http://schemas.microsoft.com/office/word/2006/wordml" xmlns:wps="http://schemas.microsoft.com/office/word/2010/wordprocessingShape" mc:Ignorable="w14 w15 w16se w16cid w16 w16cex w16sdtdh w16sdtfl w16du wp14">
+  <w:p>
+    <w:pPr>
+      <w:jc w:val="right"/>
+    </w:pPr>
+    <w:r>
+      <w:fldChar w:fldCharType="begin"/>
+    </w:r>
+    <w:r>
+      <w:instrText>PAGE</w:instrText>
+    </w:r>
+    <w:r>
+      <w:fldChar w:fldCharType="separate"/>
+    </w:r>
+    <w:r>
+      <w:rPr>
+        <w:noProof/>
+      </w:rPr>
+      <w:t>1</w:t>
+    </w:r>
+    <w:r>
+      <w:fldChar w:fldCharType="end"/>
+    </w:r>
+  </w:p>
+</w:ftr>
+</file>
+
 <file path=word/footnotes.xml><?xml version="1.0" encoding="utf-8"?>
 <w:footnotes xmlns:wpc="http://schemas.microsoft.com/office/word/2010/wordprocessingCanvas" xmlns:cx="http://schemas.microsoft.com/office/drawing/2014/chartex" xmlns:cx1="http://schemas.microsoft.com/office/drawing/2015/9/8/chartex" xmlns:cx2="http://schemas.microsoft.com/office/drawing/2015/10/21/chartex" xmlns:cx3="http://schemas.microsoft.com/office/drawing/2016/5/9/chartex" xmlns:cx4="http://schemas.microsoft.com/office/drawing/2016/5/10/chartex" xmlns:cx5="http://schemas.microsoft.com/office/drawing/2016/5/11/chartex" xmlns:cx6="http://schemas.microsoft.com/office/drawing/2016/5/12/chartex" xmlns:cx7="http://schemas.microsoft.com/office/drawing/2016/5/13/chartex" xmlns:cx8="http://schemas.microsoft.com/office/drawing/2016/5/14/chartex" xmlns:mc="http://schemas.openxmlformats.org/markup-compatibility/2006" xmlns:aink="http://schemas.microsoft.com/office/drawing/2016/ink" xmlns:am3d="http://schemas.microsoft.com/office/drawing/2017/model3d" xmlns:o="urn:schemas-microsoft-com:office:office" xmlns:oel="http://schemas.microsoft.com/office/2019/extlst" xmlns:r="http://schemas.openxmlformats.org/officeDocument/2006/relationships" xmlns:m="http://schemas.openxmlformats.org/officeDocument/2006/math" xmlns:v="urn:schemas-microsoft-com:vml" xmlns:wp14="http://schemas.microsoft.com/office/word/2010/wordprocessingDrawing" xmlns:wp="http://schemas.openxmlformats.org/drawingml/2006/wordprocessingDrawing" xmlns:w10="urn:schemas-microsoft-com:office:word" xmlns:w="http://schemas.openxmlformats.org/wordprocessingml/2006/main" xmlns:w14="http://schemas.microsoft.com/office/word/2010/wordml" xmlns:w15="http://schemas.microsoft.com/office/word/2012/wordml" xmlns:w16cex="http://schemas.microsoft.com/office/word/2018/wordml/cex" xmlns:w16cid="http://schemas.microsoft.com/office/word/2016/wordml/cid" xmlns:w16="http://schemas.microsoft.com/office/word/2018/wordml" xmlns:w16du="http://schemas.microsoft.com/office/word/2023/wordml/word16du" xmlns:w16sdtdh="http://schemas.microsoft.com/office/word/2020/wordml/sdtdatahash" xmlns:w16sdtfl="http://schemas.microsoft.com/office/word/2024/wordml/sdtformatlock" xmlns:w16se="http://schemas.microsoft.com/office/word/2015/wordml/symex" xmlns:wpg="http://schemas.microsoft.com/office/word/2010/wordprocessingGroup" xmlns:wpi="http://schemas.microsoft.com/office/word/2010/wordprocessingInk" xmlns:wne="http://schemas.microsoft.com/office/word/2006/wordml" xmlns:wps="http://schemas.microsoft.com/office/word/2010/wordprocessingShape" mc:Ignorable="w14 w15 w16se w16cid w16 w16cex w16sdtdh w16sdtfl w16du wp14">
   <w:footnote w:type="separator" w:id="-1">
@@ -2911,6 +4289,12 @@
     </w:p>
   </w:footnote>
 </w:footnotes>
+</file>
+
+<file path=word/header1.xml><?xml version="1.0" encoding="utf-8"?>
+<w:hdr xmlns:wpc="http://schemas.microsoft.com/office/word/2010/wordprocessingCanvas" xmlns:cx="http://schemas.microsoft.com/office/drawing/2014/chartex" xmlns:cx1="http://schemas.microsoft.com/office/drawing/2015/9/8/chartex" xmlns:cx2="http://schemas.microsoft.com/office/drawing/2015/10/21/chartex" xmlns:cx3="http://schemas.microsoft.com/office/drawing/2016/5/9/chartex" xmlns:cx4="http://schemas.microsoft.com/office/drawing/2016/5/10/chartex" xmlns:cx5="http://schemas.microsoft.com/office/drawing/2016/5/11/chartex" xmlns:cx6="http://schemas.microsoft.com/office/drawing/2016/5/12/chartex" xmlns:cx7="http://schemas.microsoft.com/office/drawing/2016/5/13/chartex" xmlns:cx8="http://schemas.microsoft.com/office/drawing/2016/5/14/chartex" xmlns:mc="http://schemas.openxmlformats.org/markup-compatibility/2006" xmlns:aink="http://schemas.microsoft.com/office/drawing/2016/ink" xmlns:am3d="http://schemas.microsoft.com/office/drawing/2017/model3d" xmlns:o="urn:schemas-microsoft-com:office:office" xmlns:oel="http://schemas.microsoft.com/office/2019/extlst" xmlns:r="http://schemas.openxmlformats.org/officeDocument/2006/relationships" xmlns:m="http://schemas.openxmlformats.org/officeDocument/2006/math" xmlns:v="urn:schemas-microsoft-com:vml" xmlns:wp14="http://schemas.microsoft.com/office/word/2010/wordprocessingDrawing" xmlns:wp="http://schemas.openxmlformats.org/drawingml/2006/wordprocessingDrawing" xmlns:w10="urn:schemas-microsoft-com:office:word" xmlns:w="http://schemas.openxmlformats.org/wordprocessingml/2006/main" xmlns:w14="http://schemas.microsoft.com/office/word/2010/wordml" xmlns:w15="http://schemas.microsoft.com/office/word/2012/wordml" xmlns:w16cex="http://schemas.microsoft.com/office/word/2018/wordml/cex" xmlns:w16cid="http://schemas.microsoft.com/office/word/2016/wordml/cid" xmlns:w16="http://schemas.microsoft.com/office/word/2018/wordml" xmlns:w16du="http://schemas.microsoft.com/office/word/2023/wordml/word16du" xmlns:w16sdtdh="http://schemas.microsoft.com/office/word/2020/wordml/sdtdatahash" xmlns:w16sdtfl="http://schemas.microsoft.com/office/word/2024/wordml/sdtformatlock" xmlns:w16se="http://schemas.microsoft.com/office/word/2015/wordml/symex" xmlns:wpg="http://schemas.microsoft.com/office/word/2010/wordprocessingGroup" xmlns:wpi="http://schemas.microsoft.com/office/word/2010/wordprocessingInk" xmlns:wne="http://schemas.microsoft.com/office/word/2006/wordml" xmlns:wps="http://schemas.microsoft.com/office/word/2010/wordprocessingShape" mc:Ignorable="w14 w15 w16se w16cid w16 w16cex w16sdtdh w16sdtfl w16du wp14">
+  <w:p/>
+</w:hdr>
 </file>
 
 <file path=word/styles.xml><?xml version="1.0" encoding="utf-8"?>
@@ -4138,28 +5522,28 @@
 </file>
 
 <file path=customXml/item1.xml><?xml version="1.0" encoding="utf-8"?>
+<b:Sources xmlns:b="http://schemas.openxmlformats.org/officeDocument/2006/bibliography" xmlns="http://schemas.openxmlformats.org/officeDocument/2006/bibliography" SelectedStyle="\APASixthEditionOfficeOnline.xsl" StyleName="APA" Version="6"/>
+</file>
+
+<file path=customXml/item2.xml><?xml version="1.0" encoding="utf-8"?>
 <go:gDocsCustomXmlDataStorage xmlns:go="http://customooxmlschemas.google.com/" xmlns:r="http://schemas.openxmlformats.org/officeDocument/2006/relationships" uri="GoogleDocsCustomDataVersion2">
   <go:docsCustomData xmlns:go="http://customooxmlschemas.google.com/" roundtripDataSignature="AMtx7miTHIaYEHlOlcFl5+kVK5tuSc0HFw==">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</go:docsCustomData>
 </go:gDocsCustomXmlDataStorage>
 </file>
 
-<file path=customXml/item2.xml><?xml version="1.0" encoding="utf-8"?>
-<b:Sources xmlns:b="http://schemas.openxmlformats.org/officeDocument/2006/bibliography" xmlns="http://schemas.openxmlformats.org/officeDocument/2006/bibliography" SelectedStyle="\APASixthEditionOfficeOnline.xsl" StyleName="APA" Version="6"/>
+<file path=customXml/itemProps1.xml><?xml version="1.0" encoding="utf-8"?>
+<ds:datastoreItem xmlns:ds="http://schemas.openxmlformats.org/officeDocument/2006/customXml" ds:itemID="{C3DFB9DB-9426-4BC3-A10F-EF78B71A8B74}">
+  <ds:schemaRefs>
+    <ds:schemaRef ds:uri="http://schemas.openxmlformats.org/officeDocument/2006/bibliography"/>
+  </ds:schemaRefs>
+</ds:datastoreItem>
 </file>
 
-<file path=customXml/itemProps1.xml><?xml version="1.0" encoding="utf-8"?>
+<file path=customXml/itemProps2.xml><?xml version="1.0" encoding="utf-8"?>
 <ds:datastoreItem xmlns:ds="http://schemas.openxmlformats.org/officeDocument/2006/customXml" ds:itemID="{11111111-1234-1234-1234-123412341234}">
   <ds:schemaRefs>
     <ds:schemaRef ds:uri="http://customooxmlschemas.google.com/"/>
     <ds:schemaRef ds:uri="http://schemas.openxmlformats.org/officeDocument/2006/relationships"/>
   </ds:schemaRefs>
 </ds:datastoreItem>
-</file>
-
-<file path=customXml/itemProps2.xml><?xml version="1.0" encoding="utf-8"?>
-<ds:datastoreItem xmlns:ds="http://schemas.openxmlformats.org/officeDocument/2006/customXml" ds:itemID="{C3DFB9DB-9426-4BC3-A10F-EF78B71A8B74}">
-  <ds:schemaRefs>
-    <ds:schemaRef ds:uri="http://schemas.openxmlformats.org/officeDocument/2006/bibliography"/>
-  </ds:schemaRefs>
-</ds:datastoreItem>
 </file>
--- a/public/templates/HOP_DONG_DAN_DUNG.docx
+++ b/public/templates/HOP_DONG_DAN_DUNG.docx
@@ -529,6 +529,10 @@
     </w:p>
     <w:p>
       <w:pPr>
+        <w:tabs>
+          <w:tab w:val="left" w:pos="1418"/>
+          <w:tab w:val="left" w:pos="5812"/>
+        </w:tabs>
         <w:spacing w:after="0" w:line="360" w:lineRule="auto"/>
         <w:ind w:left="141"/>
         <w:jc w:val="both"/>
@@ -565,11 +569,62 @@
           <w:szCs w:val="24"/>
         </w:rPr>
         <w:tab/>
-        <w:t>: Ông NGUYỄN THANH LONG                  Chức vụ: Giám đốc</w:t>
-      </w:r>
-    </w:p>
-    <w:p>
-      <w:pPr>
+        <w:t>:</w:t>
+      </w:r>
+      <w:r>
+        <w:rPr>
+          <w:rFonts w:ascii="Times New Roman" w:eastAsia="Times New Roman" w:hAnsi="Times New Roman" w:cs="Times New Roman"/>
+          <w:b/>
+          <w:bCs/>
+          <w:i/>
+          <w:iCs/>
+          <w:sz w:val="24"/>
+          <w:szCs w:val="24"/>
+        </w:rPr>
+        <w:t xml:space="preserve"> </w:t>
+      </w:r>
+      <w:r>
+        <w:rPr>
+          <w:rFonts w:ascii="Times New Roman" w:eastAsia="Times New Roman" w:hAnsi="Times New Roman" w:cs="Times New Roman"/>
+          <w:b/>
+          <w:bCs/>
+          <w:i/>
+          <w:iCs/>
+          <w:sz w:val="24"/>
+          <w:szCs w:val="24"/>
+        </w:rPr>
+        <w:t>Ông NGUYỄN THANH LONG</w:t>
+      </w:r>
+      <w:r>
+        <w:rPr>
+          <w:rFonts w:ascii="Times New Roman" w:eastAsia="Times New Roman" w:hAnsi="Times New Roman" w:cs="Times New Roman"/>
+          <w:b/>
+          <w:bCs/>
+          <w:i/>
+          <w:iCs/>
+          <w:sz w:val="24"/>
+          <w:szCs w:val="24"/>
+        </w:rPr>
+        <w:tab/>
+      </w:r>
+      <w:r>
+        <w:rPr>
+          <w:rFonts w:ascii="Times New Roman" w:eastAsia="Times New Roman" w:hAnsi="Times New Roman" w:cs="Times New Roman"/>
+          <w:b/>
+          <w:bCs/>
+          <w:i/>
+          <w:iCs/>
+          <w:sz w:val="24"/>
+          <w:szCs w:val="24"/>
+        </w:rPr>
+        <w:t>Chức vụ: Giám đốc</w:t>
+      </w:r>
+    </w:p>
+    <w:p>
+      <w:pPr>
+        <w:tabs>
+          <w:tab w:val="left" w:pos="1418"/>
+        </w:tabs>
         <w:spacing w:after="0" w:line="360" w:lineRule="auto"/>
         <w:ind w:left="141" w:right="-749"/>
         <w:jc w:val="both"/>
@@ -599,6 +654,9 @@
     </w:p>
     <w:p>
       <w:pPr>
+        <w:tabs>
+          <w:tab w:val="left" w:pos="1418"/>
+        </w:tabs>
         <w:spacing w:after="0" w:line="360" w:lineRule="auto"/>
         <w:ind w:left="141"/>
         <w:jc w:val="both"/>
@@ -628,6 +686,9 @@
     </w:p>
     <w:p>
       <w:pPr>
+        <w:tabs>
+          <w:tab w:val="left" w:pos="1418"/>
+        </w:tabs>
         <w:spacing w:after="0" w:line="360" w:lineRule="auto"/>
         <w:ind w:left="141"/>
         <w:jc w:val="both"/>
@@ -688,6 +749,9 @@
     </w:p>
     <w:p>
       <w:pPr>
+        <w:tabs>
+          <w:tab w:val="left" w:pos="1418"/>
+        </w:tabs>
         <w:spacing w:after="0" w:line="360" w:lineRule="auto"/>
         <w:ind w:left="141"/>
         <w:jc w:val="both"/>
@@ -717,6 +781,9 @@
     </w:p>
     <w:p>
       <w:pPr>
+        <w:tabs>
+          <w:tab w:val="left" w:pos="1418"/>
+        </w:tabs>
         <w:spacing w:after="0" w:line="360" w:lineRule="auto"/>
         <w:ind w:left="141"/>
         <w:jc w:val="both"/>
@@ -5522,28 +5589,28 @@
 </file>
 
 <file path=customXml/item1.xml><?xml version="1.0" encoding="utf-8"?>
-<b:Sources xmlns:b="http://schemas.openxmlformats.org/officeDocument/2006/bibliography" xmlns="http://schemas.openxmlformats.org/officeDocument/2006/bibliography" SelectedStyle="\APASixthEditionOfficeOnline.xsl" StyleName="APA" Version="6"/>
-</file>
-
-<file path=customXml/item2.xml><?xml version="1.0" encoding="utf-8"?>
 <go:gDocsCustomXmlDataStorage xmlns:go="http://customooxmlschemas.google.com/" xmlns:r="http://schemas.openxmlformats.org/officeDocument/2006/relationships" uri="GoogleDocsCustomDataVersion2">
   <go:docsCustomData xmlns:go="http://customooxmlschemas.google.com/" roundtripDataSignature="AMtx7miTHIaYEHlOlcFl5+kVK5tuSc0HFw==">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</go:docsCustomData>
 </go:gDocsCustomXmlDataStorage>
 </file>
 
-<file path=customXml/itemProps1.xml><?xml version="1.0" encoding="utf-8"?>
-<ds:datastoreItem xmlns:ds="http://schemas.openxmlformats.org/officeDocument/2006/customXml" ds:itemID="{C3DFB9DB-9426-4BC3-A10F-EF78B71A8B74}">
-  <ds:schemaRefs>
-    <ds:schemaRef ds:uri="http://schemas.openxmlformats.org/officeDocument/2006/bibliography"/>
-  </ds:schemaRefs>
-</ds:datastoreItem>
+<file path=customXml/item2.xml><?xml version="1.0" encoding="utf-8"?>
+<b:Sources xmlns:b="http://schemas.openxmlformats.org/officeDocument/2006/bibliography" xmlns="http://schemas.openxmlformats.org/officeDocument/2006/bibliography" SelectedStyle="\APASixthEditionOfficeOnline.xsl" StyleName="APA" Version="6"/>
 </file>
 
-<file path=customXml/itemProps2.xml><?xml version="1.0" encoding="utf-8"?>
+<file path=customXml/itemProps1.xml><?xml version="1.0" encoding="utf-8"?>
 <ds:datastoreItem xmlns:ds="http://schemas.openxmlformats.org/officeDocument/2006/customXml" ds:itemID="{11111111-1234-1234-1234-123412341234}">
   <ds:schemaRefs>
     <ds:schemaRef ds:uri="http://customooxmlschemas.google.com/"/>
     <ds:schemaRef ds:uri="http://schemas.openxmlformats.org/officeDocument/2006/relationships"/>
   </ds:schemaRefs>
 </ds:datastoreItem>
+</file>
+
+<file path=customXml/itemProps2.xml><?xml version="1.0" encoding="utf-8"?>
+<ds:datastoreItem xmlns:ds="http://schemas.openxmlformats.org/officeDocument/2006/customXml" ds:itemID="{C3DFB9DB-9426-4BC3-A10F-EF78B71A8B74}">
+  <ds:schemaRefs>
+    <ds:schemaRef ds:uri="http://schemas.openxmlformats.org/officeDocument/2006/bibliography"/>
+  </ds:schemaRefs>
+</ds:datastoreItem>
 </file>